--- a/docs/reports/RAG数据与代码问题-给5号.docx
+++ b/docs/reports/RAG数据与代码问题-给5号.docx
@@ -72,7 +72,7 @@
         </w:pict>
       </w:r>
     </w:p>
-    <w:bookmarkStart w:id="9" w:name="一chroma_db_v2-与内存索引以哪套为准"/>
+    <w:bookmarkStart w:id="9" w:name="一对接说明的第四节是旧方案残留建议更新"/>
     <w:p>
       <w:pPr>
         <w:pStyle w:val="Heading2"/>
@@ -81,16 +81,7 @@
         <w:rPr>
           <w:rFonts w:hint="eastAsia"/>
         </w:rPr>
-        <w:t xml:space="preserve">一、chroma_db_v2</w:t>
-      </w:r>
-      <w:r>
-        <w:t xml:space="preserve"> </w:t>
-      </w:r>
-      <w:r>
-        <w:rPr>
-          <w:rFonts w:hint="eastAsia"/>
-        </w:rPr>
-        <w:t xml:space="preserve">与内存索引，以哪套为准？</w:t>
+        <w:t xml:space="preserve">一、对接说明的第四节是旧方案残留，建议更新</w:t>
       </w:r>
     </w:p>
     <w:p>
@@ -99,34 +90,130 @@
       </w:pPr>
       <w:r>
         <w:rPr>
-          <w:rFonts w:hint="eastAsia"/>
-        </w:rPr>
-        <w:t xml:space="preserve">你给的两份文档互相打架：</w:t>
+          <w:rStyle w:val="VerbatimChar"/>
+          <w:rFonts w:hint="eastAsia"/>
+        </w:rPr>
+        <w:t xml:space="preserve">说明/给1号-后端主程-数据对接说明.md</w:t>
+      </w:r>
+      <w:r>
+        <w:rPr>
+          <w:rFonts w:hint="eastAsia"/>
+        </w:rPr>
+        <w:t xml:space="preserve">（9</w:t>
+      </w:r>
+      <w:r>
+        <w:t xml:space="preserve"> </w:t>
+      </w:r>
+      <w:r>
+        <w:rPr>
+          <w:rFonts w:hint="eastAsia"/>
+        </w:rPr>
+        <w:t xml:space="preserve">月</w:t>
+      </w:r>
+      <w:r>
+        <w:t xml:space="preserve"> 19 </w:t>
+      </w:r>
+      <w:r>
+        <w:rPr>
+          <w:rFonts w:hint="eastAsia"/>
+        </w:rPr>
+        <w:t xml:space="preserve">日版）第四节写：因</w:t>
+      </w:r>
+      <w:r>
+        <w:t xml:space="preserve"> 305 </w:t>
+      </w:r>
+      <w:r>
+        <w:rPr>
+          <w:rFonts w:hint="eastAsia"/>
+        </w:rPr>
+        <w:t xml:space="preserve">条不同步，「已整体改用内存精确余弦索引（MemoryRetriever）」，</w:t>
+      </w:r>
+      <w:r>
+        <w:rPr>
+          <w:rStyle w:val="VerbatimChar"/>
+          <w:rFonts w:hint="eastAsia"/>
+        </w:rPr>
+        <w:t xml:space="preserve">向量库/chroma_db_v2/</w:t>
+      </w:r>
+      <w:r>
+        <w:t xml:space="preserve"> </w:t>
+      </w:r>
+      <w:r>
+        <w:rPr>
+          <w:rFonts w:hint="eastAsia"/>
+        </w:rPr>
+        <w:t xml:space="preserve">降为只读归档、不再参与检索，检索改用</w:t>
+      </w:r>
+      <w:r>
+        <w:t xml:space="preserve"> </w:t>
+      </w:r>
+      <w:r>
+        <w:rPr>
+          <w:rStyle w:val="VerbatimChar"/>
+        </w:rPr>
+        <w:t xml:space="preserve">memory_index.npz</w:t>
+      </w:r>
+      <w:r>
+        <w:t xml:space="preserve"> </w:t>
+      </w:r>
+      <w:r>
+        <w:t xml:space="preserve">+</w:t>
+      </w:r>
+      <w:r>
+        <w:t xml:space="preserve"> </w:t>
+      </w:r>
+      <w:r>
+        <w:rPr>
+          <w:rStyle w:val="VerbatimChar"/>
+        </w:rPr>
+        <w:t xml:space="preserve">all_records.pkl</w:t>
+      </w:r>
+      <w:r>
+        <w:t xml:space="preserve">。</w:t>
       </w:r>
     </w:p>
     <w:p>
       <w:pPr>
-        <w:pStyle w:val="Compact"/>
-        <w:numPr>
-          <w:ilvl w:val="0"/>
-          <w:numId w:val="1001"/>
-        </w:numPr>
-      </w:pPr>
-      <w:r>
-        <w:rPr>
-          <w:rStyle w:val="VerbatimChar"/>
+        <w:pStyle w:val="BodyText"/>
+      </w:pPr>
+      <w:r>
+        <w:rPr>
+          <w:rFonts w:hint="eastAsia"/>
+        </w:rPr>
+        <w:t xml:space="preserve">但同一目录下</w:t>
+      </w:r>
+      <w:r>
+        <w:t xml:space="preserve"> 9 </w:t>
+      </w:r>
+      <w:r>
+        <w:rPr>
+          <w:rFonts w:hint="eastAsia"/>
+        </w:rPr>
+        <w:t xml:space="preserve">月</w:t>
+      </w:r>
+      <w:r>
+        <w:t xml:space="preserve"> 20 </w:t>
+      </w:r>
+      <w:r>
+        <w:rPr>
+          <w:rFonts w:hint="eastAsia"/>
+        </w:rPr>
+        <w:t xml:space="preserve">日的《RAG-305问题修复说明-HNSW重建方案》结论正相反：「</w:t>
+      </w:r>
+      <w:r>
+        <w:rPr>
           <w:rFonts w:hint="eastAsia"/>
           <w:b/>
           <w:bCs/>
         </w:rPr>
-        <w:t xml:space="preserve">说明/给1号-后端主程-数据对接说明.md</w:t>
+        <w:t xml:space="preserve">放弃内存索引方案，全量重建</w:t>
       </w:r>
       <w:r>
         <w:rPr>
           <w:b/>
           <w:bCs/>
         </w:rPr>
-        <w:t xml:space="preserve"> </w:t>
+        <w:t xml:space="preserve"> ChromaDB HNSW </w:t>
       </w:r>
       <w:r>
         <w:rPr>
@@ -134,22 +221,13 @@
           <w:b/>
           <w:bCs/>
         </w:rPr>
-        <w:t xml:space="preserve">第四节</w:t>
-      </w:r>
-      <w:r>
-        <w:rPr>
-          <w:rFonts w:hint="eastAsia"/>
-        </w:rPr>
-        <w:t xml:space="preserve">：原</w:t>
-      </w:r>
-      <w:r>
-        <w:t xml:space="preserve"> ChromaDB </w:t>
-      </w:r>
-      <w:r>
-        <w:rPr>
-          <w:rFonts w:hint="eastAsia"/>
-        </w:rPr>
-        <w:t xml:space="preserve">的</w:t>
+        <w:t xml:space="preserve">索引</w:t>
+      </w:r>
+      <w:r>
+        <w:rPr>
+          <w:rFonts w:hint="eastAsia"/>
+        </w:rPr>
+        <w:t xml:space="preserve">」，交付内容变化表里写明「现：chroma_db_v2（ChromaDB</w:t>
       </w:r>
       <w:r>
         <w:t xml:space="preserve"> HNSW </w:t>
@@ -158,120 +236,150 @@
         <w:rPr>
           <w:rFonts w:hint="eastAsia"/>
         </w:rPr>
-        <w:t xml:space="preserve">与</w:t>
-      </w:r>
-      <w:r>
-        <w:t xml:space="preserve"> SQLite </w:t>
-      </w:r>
-      <w:r>
-        <w:rPr>
-          <w:rFonts w:hint="eastAsia"/>
-        </w:rPr>
-        <w:t xml:space="preserve">出现</w:t>
-      </w:r>
-      <w:r>
-        <w:t xml:space="preserve"> 305 </w:t>
-      </w:r>
-      <w:r>
-        <w:rPr>
-          <w:rFonts w:hint="eastAsia"/>
-        </w:rPr>
-        <w:t xml:space="preserve">条不同步（74011</w:t>
-      </w:r>
-      <w:r>
-        <w:t xml:space="preserve"> vs </w:t>
-      </w:r>
-      <w:r>
-        <w:rPr>
-          <w:rFonts w:hint="eastAsia"/>
-        </w:rPr>
-        <w:t xml:space="preserve">73706），「已整体改用内存精确余弦索引（MemoryRetriever）」，</w:t>
-      </w:r>
-      <w:r>
-        <w:rPr>
-          <w:rStyle w:val="VerbatimChar"/>
-          <w:rFonts w:hint="eastAsia"/>
-        </w:rPr>
-        <w:t xml:space="preserve">向量库/chroma_db_v2/</w:t>
-      </w:r>
-      <w:r>
-        <w:t xml:space="preserve"> </w:t>
-      </w:r>
-      <w:r>
-        <w:rPr>
-          <w:rFonts w:hint="eastAsia"/>
-        </w:rPr>
-        <w:t xml:space="preserve">降为只读归档、不再参与检索；检索改用</w:t>
-      </w:r>
-      <w:r>
-        <w:t xml:space="preserve"> </w:t>
-      </w:r>
-      <w:r>
-        <w:rPr>
-          <w:rStyle w:val="VerbatimChar"/>
-          <w:rFonts w:hint="eastAsia"/>
-        </w:rPr>
-        <w:t xml:space="preserve">向量库/memory_index.npz</w:t>
-      </w:r>
-      <w:r>
-        <w:t xml:space="preserve"> </w:t>
-      </w:r>
-      <w:r>
-        <w:t xml:space="preserve">+</w:t>
-      </w:r>
-      <w:r>
-        <w:t xml:space="preserve"> </w:t>
-      </w:r>
-      <w:r>
-        <w:rPr>
-          <w:rStyle w:val="VerbatimChar"/>
-        </w:rPr>
-        <w:t xml:space="preserve">all_records.pkl</w:t>
-      </w:r>
-      <w:r>
-        <w:t xml:space="preserve">。</w:t>
+        <w:t xml:space="preserve">库，约</w:t>
+      </w:r>
+      <w:r>
+        <w:t xml:space="preserve"> </w:t>
+      </w:r>
+      <w:r>
+        <w:rPr>
+          <w:rFonts w:hint="eastAsia"/>
+        </w:rPr>
+        <w:t xml:space="preserve">679MB，74011</w:t>
+      </w:r>
+      <w:r>
+        <w:t xml:space="preserve"> </w:t>
+      </w:r>
+      <w:r>
+        <w:rPr>
+          <w:rFonts w:hint="eastAsia"/>
+        </w:rPr>
+        <w:t xml:space="preserve">条）」，并注明「内存索引产物已从交付包移除」。</w:t>
       </w:r>
     </w:p>
     <w:p>
       <w:pPr>
-        <w:pStyle w:val="Compact"/>
-        <w:numPr>
-          <w:ilvl w:val="0"/>
-          <w:numId w:val="1001"/>
-        </w:numPr>
-      </w:pPr>
+        <w:pStyle w:val="BodyText"/>
+      </w:pPr>
+      <w:r>
+        <w:rPr>
+          <w:rFonts w:hint="eastAsia"/>
+        </w:rPr>
+        <w:t xml:space="preserve">实物与后者一致：</w:t>
+      </w:r>
       <w:r>
         <w:rPr>
           <w:rStyle w:val="VerbatimChar"/>
+          <w:rFonts w:hint="eastAsia"/>
+        </w:rPr>
+        <w:t xml:space="preserve">向量库/</w:t>
+      </w:r>
+      <w:r>
+        <w:t xml:space="preserve"> </w:t>
+      </w:r>
+      <w:r>
+        <w:rPr>
+          <w:rFonts w:hint="eastAsia"/>
+        </w:rPr>
+        <w:t xml:space="preserve">下只有</w:t>
+      </w:r>
+      <w:r>
+        <w:t xml:space="preserve"> </w:t>
+      </w:r>
+      <w:r>
+        <w:rPr>
+          <w:rStyle w:val="VerbatimChar"/>
+        </w:rPr>
+        <w:t xml:space="preserve">chroma_db_v2/</w:t>
+      </w:r>
+      <w:r>
+        <w:rPr>
+          <w:rFonts w:hint="eastAsia"/>
+        </w:rPr>
+        <w:t xml:space="preserve">，没有那两份内存索引文件；</w:t>
+      </w:r>
+      <w:r>
+        <w:rPr>
+          <w:rStyle w:val="VerbatimChar"/>
+          <w:rFonts w:hint="eastAsia"/>
+        </w:rPr>
+        <w:t xml:space="preserve">代码/03、05</w:t>
+      </w:r>
+      <w:r>
+        <w:t xml:space="preserve"> </w:t>
+      </w:r>
+      <w:r>
+        <w:rPr>
+          <w:rFonts w:hint="eastAsia"/>
+        </w:rPr>
+        <w:t xml:space="preserve">用的也是</w:t>
+      </w:r>
+      <w:r>
+        <w:t xml:space="preserve"> chromadb </w:t>
+      </w:r>
+      <w:r>
+        <w:rPr>
+          <w:rFonts w:hint="eastAsia"/>
+        </w:rPr>
+        <w:t xml:space="preserve">加中文路径自动降级。</w:t>
+      </w:r>
+    </w:p>
+    <w:p>
+      <w:pPr>
+        <w:pStyle w:val="BodyText"/>
+      </w:pPr>
+      <w:r>
+        <w:rPr>
           <w:rFonts w:hint="eastAsia"/>
           <w:b/>
           <w:bCs/>
         </w:rPr>
-        <w:t xml:space="preserve">向量库/README.md</w:t>
-      </w:r>
-      <w:r>
-        <w:rPr>
-          <w:rFonts w:hint="eastAsia"/>
-        </w:rPr>
-        <w:t xml:space="preserve">：</w:t>
+        <w:t xml:space="preserve">我们的判断是：HNSW</w:t>
+      </w:r>
+      <w:r>
+        <w:rPr>
+          <w:b/>
+          <w:bCs/>
+        </w:rPr>
+        <w:t xml:space="preserve"> </w:t>
+      </w:r>
+      <w:r>
+        <w:rPr>
+          <w:rFonts w:hint="eastAsia"/>
+          <w:b/>
+          <w:bCs/>
+        </w:rPr>
+        <w:t xml:space="preserve">重建方案为最终版，对接说明的第四节没跟着改。请更新那份说明</w:t>
+      </w:r>
+      <w:r>
+        <w:rPr>
+          <w:rFonts w:hint="eastAsia"/>
+        </w:rPr>
+        <w:t xml:space="preserve">，否则队友会按它去找并不存在的</w:t>
+      </w:r>
+      <w:r>
+        <w:t xml:space="preserve"> </w:t>
       </w:r>
       <w:r>
         <w:rPr>
           <w:rStyle w:val="VerbatimChar"/>
         </w:rPr>
-        <w:t xml:space="preserve">chroma_db_v2/</w:t>
-      </w:r>
-      <w:r>
-        <w:t xml:space="preserve"> </w:t>
-      </w:r>
-      <w:r>
-        <w:rPr>
-          <w:rFonts w:hint="eastAsia"/>
-        </w:rPr>
-        <w:t xml:space="preserve">是完整向量库，chromadb</w:t>
-      </w:r>
-      <w:r>
-        <w:t xml:space="preserve"> 1.5.9、collection</w:t>
+        <w:t xml:space="preserve">memory_index.npz</w:t>
+      </w:r>
+      <w:r>
+        <w:rPr>
+          <w:rFonts w:hint="eastAsia"/>
+        </w:rPr>
+        <w:t xml:space="preserve">。这次我们按</w:t>
+      </w:r>
+      <w:r>
+        <w:t xml:space="preserve"> HNSW </w:t>
+      </w:r>
+      <w:r>
+        <w:rPr>
+          <w:rFonts w:hint="eastAsia"/>
+        </w:rPr>
+        <w:t xml:space="preserve">重建方案打了包（用</w:t>
       </w:r>
       <w:r>
         <w:t xml:space="preserve"> </w:t>
@@ -280,16 +388,44 @@
         <w:rPr>
           <w:rStyle w:val="VerbatimChar"/>
         </w:rPr>
-        <w:t xml:space="preserve">a11_interview_kb_v5v2</w:t>
-      </w:r>
-      <w:r>
-        <w:t xml:space="preserve">、74011 </w:t>
-      </w:r>
-      <w:r>
-        <w:rPr>
-          <w:rFonts w:hint="eastAsia"/>
-        </w:rPr>
-        <w:t xml:space="preserve">条，正常使用。</w:t>
+        <w:t xml:space="preserve">chroma_db_v2</w:t>
+      </w:r>
+      <w:r>
+        <w:rPr>
+          <w:rFonts w:hint="eastAsia"/>
+        </w:rPr>
+        <w:t xml:space="preserve">）。</w:t>
+      </w:r>
+    </w:p>
+    <w:bookmarkEnd w:id="9"/>
+    <w:bookmarkStart w:id="10" w:name="二代码已按你的-9-月-20-日版更新确认下是否还有更新"/>
+    <w:p>
+      <w:pPr>
+        <w:pStyle w:val="Heading2"/>
+      </w:pPr>
+      <w:r>
+        <w:rPr>
+          <w:rFonts w:hint="eastAsia"/>
+        </w:rPr>
+        <w:t xml:space="preserve">二、代码已按你的</w:t>
+      </w:r>
+      <w:r>
+        <w:t xml:space="preserve"> 9 </w:t>
+      </w:r>
+      <w:r>
+        <w:rPr>
+          <w:rFonts w:hint="eastAsia"/>
+        </w:rPr>
+        <w:t xml:space="preserve">月</w:t>
+      </w:r>
+      <w:r>
+        <w:t xml:space="preserve"> 20 </w:t>
+      </w:r>
+      <w:r>
+        <w:rPr>
+          <w:rFonts w:hint="eastAsia"/>
+        </w:rPr>
+        <w:t xml:space="preserve">日版更新，确认下是否还有更新</w:t>
       </w:r>
     </w:p>
     <w:p>
@@ -300,23 +436,89 @@
         <w:rPr>
           <w:rFonts w:hint="eastAsia"/>
         </w:rPr>
-        <w:t xml:space="preserve">而包里的实物是：</w:t>
+        <w:t xml:space="preserve">你包里的</w:t>
+      </w:r>
+      <w:r>
+        <w:t xml:space="preserve"> </w:t>
       </w:r>
       <w:r>
         <w:rPr>
           <w:rStyle w:val="VerbatimChar"/>
           <w:rFonts w:hint="eastAsia"/>
         </w:rPr>
-        <w:t xml:space="preserve">向量库/</w:t>
-      </w:r>
-      <w:r>
-        <w:t xml:space="preserve"> </w:t>
-      </w:r>
-      <w:r>
-        <w:rPr>
-          <w:rFonts w:hint="eastAsia"/>
-        </w:rPr>
-        <w:t xml:space="preserve">下</w:t>
+        <w:t xml:space="preserve">代码/03、04、05</w:t>
+      </w:r>
+      <w:r>
+        <w:t xml:space="preserve"> </w:t>
+      </w:r>
+      <w:r>
+        <w:rPr>
+          <w:rFonts w:hint="eastAsia"/>
+        </w:rPr>
+        <w:t xml:space="preserve">是</w:t>
+      </w:r>
+      <w:r>
+        <w:t xml:space="preserve"> 9 </w:t>
+      </w:r>
+      <w:r>
+        <w:rPr>
+          <w:rFonts w:hint="eastAsia"/>
+        </w:rPr>
+        <w:t xml:space="preserve">月</w:t>
+      </w:r>
+      <w:r>
+        <w:t xml:space="preserve"> 20 </w:t>
+      </w:r>
+      <w:r>
+        <w:rPr>
+          <w:rFonts w:hint="eastAsia"/>
+        </w:rPr>
+        <w:t xml:space="preserve">日版（含</w:t>
+      </w:r>
+      <w:r>
+        <w:t xml:space="preserve"> </w:t>
+      </w:r>
+      <w:r>
+        <w:rPr>
+          <w:rStyle w:val="VerbatimChar"/>
+        </w:rPr>
+        <w:t xml:space="preserve">_ensure_ascii_chroma</w:t>
+      </w:r>
+      <w:r>
+        <w:t xml:space="preserve"> </w:t>
+      </w:r>
+      <w:r>
+        <w:rPr>
+          <w:rFonts w:hint="eastAsia"/>
+        </w:rPr>
+        <w:t xml:space="preserve">中文路径降级等修复），我们项目里原先停在</w:t>
+      </w:r>
+      <w:r>
+        <w:t xml:space="preserve"> 9 </w:t>
+      </w:r>
+      <w:r>
+        <w:rPr>
+          <w:rFonts w:hint="eastAsia"/>
+        </w:rPr>
+        <w:t xml:space="preserve">月</w:t>
+      </w:r>
+      <w:r>
+        <w:t xml:space="preserve"> 18 </w:t>
+      </w:r>
+      <w:r>
+        <w:rPr>
+          <w:rFonts w:hint="eastAsia"/>
+        </w:rPr>
+        <w:t xml:space="preserve">日版，相差约</w:t>
+      </w:r>
+      <w:r>
+        <w:t xml:space="preserve"> 600 </w:t>
+      </w:r>
+      <w:r>
+        <w:rPr>
+          <w:rFonts w:hint="eastAsia"/>
+        </w:rPr>
+        <w:t xml:space="preserve">行。</w:t>
       </w:r>
       <w:r>
         <w:rPr>
@@ -324,103 +526,76 @@
           <w:b/>
           <w:bCs/>
         </w:rPr>
-        <w:t xml:space="preserve">只有</w:t>
-      </w:r>
-      <w:r>
-        <w:t xml:space="preserve"> </w:t>
-      </w:r>
-      <w:r>
-        <w:rPr>
-          <w:rStyle w:val="VerbatimChar"/>
-        </w:rPr>
-        <w:t xml:space="preserve">chroma_db_v2/</w:t>
-      </w:r>
-      <w:r>
-        <w:rPr>
-          <w:rFonts w:hint="eastAsia"/>
-        </w:rPr>
-        <w:t xml:space="preserve">（674MB），</w:t>
-      </w:r>
-      <w:r>
-        <w:rPr>
-          <w:rFonts w:hint="eastAsia"/>
+        <w:t xml:space="preserve">已按你这份更新了项目仓库的</w:t>
+      </w:r>
+      <w:r>
+        <w:rPr>
           <w:b/>
           <w:bCs/>
         </w:rPr>
-        <w:t xml:space="preserve">没有</w:t>
-      </w:r>
-      <w:r>
         <w:t xml:space="preserve"> </w:t>
       </w:r>
       <w:r>
         <w:rPr>
           <w:rStyle w:val="VerbatimChar"/>
-        </w:rPr>
-        <w:t xml:space="preserve">memory_index.npz</w:t>
-      </w:r>
-      <w:r>
-        <w:t xml:space="preserve"> </w:t>
-      </w:r>
-      <w:r>
-        <w:rPr>
-          <w:rFonts w:hint="eastAsia"/>
-        </w:rPr>
-        <w:t xml:space="preserve">和</w:t>
-      </w:r>
-      <w:r>
-        <w:t xml:space="preserve"> </w:t>
+          <w:rFonts w:hint="eastAsia"/>
+          <w:b/>
+          <w:bCs/>
+        </w:rPr>
+        <w:t xml:space="preserve">backend/rag/代码/</w:t>
+      </w:r>
+      <w:r>
+        <w:rPr>
+          <w:b/>
+          <w:bCs/>
+        </w:rPr>
+        <w:t xml:space="preserve">、</w:t>
       </w:r>
       <w:r>
         <w:rPr>
           <w:rStyle w:val="VerbatimChar"/>
-        </w:rPr>
-        <w:t xml:space="preserve">all_records.pkl</w:t>
-      </w:r>
-      <w:r>
-        <w:t xml:space="preserve"> </w:t>
-      </w:r>
-      <w:r>
-        <w:rPr>
-          <w:rFonts w:hint="eastAsia"/>
-        </w:rPr>
-        <w:t xml:space="preserve">这两个文件；</w:t>
+          <w:b/>
+          <w:bCs/>
+        </w:rPr>
+        <w:t xml:space="preserve">requirements-rag.txt</w:t>
+      </w:r>
+      <w:r>
+        <w:rPr>
+          <w:b/>
+          <w:bCs/>
+        </w:rPr>
+        <w:t xml:space="preserve"> </w:t>
+      </w:r>
+      <w:r>
+        <w:rPr>
+          <w:rFonts w:hint="eastAsia"/>
+          <w:b/>
+          <w:bCs/>
+        </w:rPr>
+        <w:t xml:space="preserve">与</w:t>
+      </w:r>
+      <w:r>
+        <w:rPr>
+          <w:b/>
+          <w:bCs/>
+        </w:rPr>
+        <w:t xml:space="preserve"> </w:t>
       </w:r>
       <w:r>
         <w:rPr>
           <w:rStyle w:val="VerbatimChar"/>
           <w:rFonts w:hint="eastAsia"/>
-        </w:rPr>
-        <w:t xml:space="preserve">代码/03_search_rag.py</w:t>
-      </w:r>
-      <w:r>
-        <w:t xml:space="preserve"> </w:t>
-      </w:r>
-      <w:r>
-        <w:rPr>
-          <w:rFonts w:hint="eastAsia"/>
-        </w:rPr>
-        <w:t xml:space="preserve">与</w:t>
-      </w:r>
-      <w:r>
-        <w:t xml:space="preserve"> </w:t>
-      </w:r>
-      <w:r>
-        <w:rPr>
-          <w:rStyle w:val="VerbatimChar"/>
-        </w:rPr>
-        <w:t xml:space="preserve">05_rag_api_server.py</w:t>
-      </w:r>
-      <w:r>
-        <w:t xml:space="preserve"> </w:t>
-      </w:r>
-      <w:r>
-        <w:rPr>
-          <w:rFonts w:hint="eastAsia"/>
-        </w:rPr>
-        <w:t xml:space="preserve">用的也仍是</w:t>
-      </w:r>
-      <w:r>
-        <w:t xml:space="preserve"> chromadb。</w:t>
+          <w:b/>
+          <w:bCs/>
+        </w:rPr>
+        <w:t xml:space="preserve">说明/</w:t>
+      </w:r>
+      <w:r>
+        <w:rPr>
+          <w:b/>
+          <w:bCs/>
+        </w:rPr>
+        <w:t xml:space="preserve">。</w:t>
       </w:r>
     </w:p>
     <w:p>
@@ -430,132 +605,8 @@
       <w:r>
         <w:rPr>
           <w:rFonts w:hint="eastAsia"/>
-          <w:b/>
-          <w:bCs/>
-        </w:rPr>
-        <w:t xml:space="preserve">请确认：</w:t>
-      </w:r>
-    </w:p>
-    <w:p>
-      <w:pPr>
-        <w:pStyle w:val="Compact"/>
-        <w:numPr>
-          <w:ilvl w:val="0"/>
-          <w:numId w:val="1002"/>
-        </w:numPr>
-      </w:pPr>
-      <w:r>
-        <w:rPr>
-          <w:rFonts w:hint="eastAsia"/>
-        </w:rPr>
-        <w:t xml:space="preserve">当前实际生效的是哪一套？</w:t>
-      </w:r>
-    </w:p>
-    <w:p>
-      <w:pPr>
-        <w:pStyle w:val="Compact"/>
-        <w:numPr>
-          <w:ilvl w:val="0"/>
-          <w:numId w:val="1002"/>
-        </w:numPr>
-      </w:pPr>
-      <w:r>
-        <w:rPr>
-          <w:rFonts w:hint="eastAsia"/>
-        </w:rPr>
-        <w:t xml:space="preserve">如果是内存索引方案，请把</w:t>
-      </w:r>
-      <w:r>
-        <w:t xml:space="preserve"> </w:t>
-      </w:r>
-      <w:r>
-        <w:rPr>
-          <w:rStyle w:val="VerbatimChar"/>
-        </w:rPr>
-        <w:t xml:space="preserve">memory_index.npz</w:t>
-      </w:r>
-      <w:r>
-        <w:t xml:space="preserve"> </w:t>
-      </w:r>
-      <w:r>
-        <w:rPr>
-          <w:rFonts w:hint="eastAsia"/>
-        </w:rPr>
-        <w:t xml:space="preserve">与</w:t>
-      </w:r>
-      <w:r>
-        <w:t xml:space="preserve"> </w:t>
-      </w:r>
-      <w:r>
-        <w:rPr>
-          <w:rStyle w:val="VerbatimChar"/>
-        </w:rPr>
-        <w:t xml:space="preserve">all_records.pkl</w:t>
-      </w:r>
-      <w:r>
-        <w:t xml:space="preserve"> </w:t>
-      </w:r>
-      <w:r>
-        <w:rPr>
-          <w:rFonts w:hint="eastAsia"/>
-        </w:rPr>
-        <w:t xml:space="preserve">补给我们。这次我们先按</w:t>
-      </w:r>
-      <w:r>
-        <w:t xml:space="preserve"> chroma_db_v2 </w:t>
-      </w:r>
-      <w:r>
-        <w:rPr>
-          <w:rFonts w:hint="eastAsia"/>
-        </w:rPr>
-        <w:t xml:space="preserve">打了包。</w:t>
-      </w:r>
-    </w:p>
-    <w:bookmarkEnd w:id="9"/>
-    <w:bookmarkStart w:id="10" w:name="二代码版本以哪份为准"/>
-    <w:p>
-      <w:pPr>
-        <w:pStyle w:val="Heading2"/>
-      </w:pPr>
-      <w:r>
-        <w:rPr>
-          <w:rFonts w:hint="eastAsia"/>
-        </w:rPr>
-        <w:t xml:space="preserve">二、代码版本以哪份为准？</w:t>
-      </w:r>
-    </w:p>
-    <w:p>
-      <w:pPr>
-        <w:pStyle w:val="Compact"/>
-        <w:numPr>
-          <w:ilvl w:val="0"/>
-          <w:numId w:val="1003"/>
-        </w:numPr>
-      </w:pPr>
-      <w:r>
-        <w:rPr>
-          <w:rFonts w:hint="eastAsia"/>
-        </w:rPr>
-        <w:t xml:space="preserve">你包里的</w:t>
-      </w:r>
-      <w:r>
-        <w:t xml:space="preserve"> </w:t>
-      </w:r>
-      <w:r>
-        <w:rPr>
-          <w:rStyle w:val="VerbatimChar"/>
-          <w:rFonts w:hint="eastAsia"/>
-        </w:rPr>
-        <w:t xml:space="preserve">代码/03、04、05</w:t>
-      </w:r>
-      <w:r>
-        <w:t xml:space="preserve"> </w:t>
-      </w:r>
-      <w:r>
-        <w:rPr>
-          <w:rFonts w:hint="eastAsia"/>
-        </w:rPr>
-        <w:t xml:space="preserve">是</w:t>
+        </w:rPr>
+        <w:t xml:space="preserve">如果</w:t>
       </w:r>
       <w:r>
         <w:t xml:space="preserve"> 9 </w:t>
@@ -573,162 +624,7 @@
         <w:rPr>
           <w:rFonts w:hint="eastAsia"/>
         </w:rPr>
-        <w:t xml:space="preserve">日版；</w:t>
-      </w:r>
-    </w:p>
-    <w:p>
-      <w:pPr>
-        <w:pStyle w:val="Compact"/>
-        <w:numPr>
-          <w:ilvl w:val="0"/>
-          <w:numId w:val="1003"/>
-        </w:numPr>
-      </w:pPr>
-      <w:r>
-        <w:rPr>
-          <w:rFonts w:hint="eastAsia"/>
-        </w:rPr>
-        <w:t xml:space="preserve">我们项目</w:t>
-      </w:r>
-      <w:r>
-        <w:t xml:space="preserve"> </w:t>
-      </w:r>
-      <w:r>
-        <w:rPr>
-          <w:rStyle w:val="VerbatimChar"/>
-          <w:rFonts w:hint="eastAsia"/>
-        </w:rPr>
-        <w:t xml:space="preserve">backend/rag/代码/</w:t>
-      </w:r>
-      <w:r>
-        <w:t xml:space="preserve"> </w:t>
-      </w:r>
-      <w:r>
-        <w:rPr>
-          <w:rFonts w:hint="eastAsia"/>
-        </w:rPr>
-        <w:t xml:space="preserve">停在</w:t>
-      </w:r>
-      <w:r>
-        <w:t xml:space="preserve"> 9 </w:t>
-      </w:r>
-      <w:r>
-        <w:rPr>
-          <w:rFonts w:hint="eastAsia"/>
-        </w:rPr>
-        <w:t xml:space="preserve">月</w:t>
-      </w:r>
-      <w:r>
-        <w:t xml:space="preserve"> 18 </w:t>
-      </w:r>
-      <w:r>
-        <w:rPr>
-          <w:rFonts w:hint="eastAsia"/>
-        </w:rPr>
-        <w:t xml:space="preserve">日版，两者差别不小（05</w:t>
-      </w:r>
-      <w:r>
-        <w:t xml:space="preserve"> </w:t>
-      </w:r>
-      <w:r>
-        <w:rPr>
-          <w:rFonts w:hint="eastAsia"/>
-        </w:rPr>
-        <w:t xml:space="preserve">相差约</w:t>
-      </w:r>
-      <w:r>
-        <w:t xml:space="preserve"> 620 </w:t>
-      </w:r>
-      <w:r>
-        <w:rPr>
-          <w:rFonts w:hint="eastAsia"/>
-        </w:rPr>
-        <w:t xml:space="preserve">行，03</w:t>
-      </w:r>
-      <w:r>
-        <w:t xml:space="preserve"> </w:t>
-      </w:r>
-      <w:r>
-        <w:rPr>
-          <w:rFonts w:hint="eastAsia"/>
-        </w:rPr>
-        <w:t xml:space="preserve">相差约</w:t>
-      </w:r>
-      <w:r>
-        <w:t xml:space="preserve"> 536 </w:t>
-      </w:r>
-      <w:r>
-        <w:rPr>
-          <w:rFonts w:hint="eastAsia"/>
-        </w:rPr>
-        <w:t xml:space="preserve">行），你这份多了</w:t>
-      </w:r>
-      <w:r>
-        <w:t xml:space="preserve"> HNSW </w:t>
-      </w:r>
-      <w:r>
-        <w:rPr>
-          <w:rFonts w:hint="eastAsia"/>
-        </w:rPr>
-        <w:t xml:space="preserve">不同步的降级逻辑、非</w:t>
-      </w:r>
-      <w:r>
-        <w:t xml:space="preserve"> ASCII </w:t>
-      </w:r>
-      <w:r>
-        <w:rPr>
-          <w:rFonts w:hint="eastAsia"/>
-        </w:rPr>
-        <w:t xml:space="preserve">路径守卫等修复。</w:t>
-      </w:r>
-    </w:p>
-    <w:p>
-      <w:pPr>
-        <w:pStyle w:val="FirstParagraph"/>
-      </w:pPr>
-      <w:r>
-        <w:rPr>
-          <w:rFonts w:hint="eastAsia"/>
-        </w:rPr>
-        <w:t xml:space="preserve">我们打算按你这份更新项目仓库。</w:t>
-      </w:r>
-      <w:r>
-        <w:rPr>
-          <w:rFonts w:hint="eastAsia"/>
-          <w:b/>
-          <w:bCs/>
-        </w:rPr>
-        <w:t xml:space="preserve">如果</w:t>
-      </w:r>
-      <w:r>
-        <w:rPr>
-          <w:b/>
-          <w:bCs/>
-        </w:rPr>
-        <w:t xml:space="preserve"> 9 </w:t>
-      </w:r>
-      <w:r>
-        <w:rPr>
-          <w:rFonts w:hint="eastAsia"/>
-          <w:b/>
-          <w:bCs/>
-        </w:rPr>
-        <w:t xml:space="preserve">月</w:t>
-      </w:r>
-      <w:r>
-        <w:rPr>
-          <w:b/>
-          <w:bCs/>
-        </w:rPr>
-        <w:t xml:space="preserve"> 20 </w:t>
-      </w:r>
-      <w:r>
-        <w:rPr>
-          <w:rFonts w:hint="eastAsia"/>
-          <w:b/>
-          <w:bCs/>
-        </w:rPr>
-        <w:t xml:space="preserve">日之后还有更新的版本，请一并说明。</w:t>
+        <w:t xml:space="preserve">日之后还有更新的版本（尤其是与第三节题库重建配套的改动），请一并说明。</w:t>
       </w:r>
     </w:p>
     <w:bookmarkEnd w:id="10"/>
@@ -1127,7 +1023,7 @@
       </w:r>
     </w:p>
     <w:bookmarkEnd w:id="11"/>
-    <w:bookmarkStart w:id="12" w:name="四建议rag-依赖体积能否降下来"/>
+    <w:bookmarkStart w:id="12" w:name="四建议让-说明-里的方案描述保持单一"/>
     <w:p>
       <w:pPr>
         <w:pStyle w:val="Heading2"/>
@@ -1136,16 +1032,26 @@
         <w:rPr>
           <w:rFonts w:hint="eastAsia"/>
         </w:rPr>
-        <w:t xml:space="preserve">四、建议：RAG</w:t>
-      </w:r>
-      <w:r>
-        <w:t xml:space="preserve"> </w:t>
-      </w:r>
-      <w:r>
-        <w:rPr>
-          <w:rFonts w:hint="eastAsia"/>
-        </w:rPr>
-        <w:t xml:space="preserve">依赖体积能否降下来</w:t>
+        <w:t xml:space="preserve">四、建议：让</w:t>
+      </w:r>
+      <w:r>
+        <w:t xml:space="preserve"> </w:t>
+      </w:r>
+      <w:r>
+        <w:rPr>
+          <w:rStyle w:val="VerbatimChar"/>
+          <w:rFonts w:hint="eastAsia"/>
+        </w:rPr>
+        <w:t xml:space="preserve">说明/</w:t>
+      </w:r>
+      <w:r>
+        <w:t xml:space="preserve"> </w:t>
+      </w:r>
+      <w:r>
+        <w:rPr>
+          <w:rFonts w:hint="eastAsia"/>
+        </w:rPr>
+        <w:t xml:space="preserve">里的方案描述保持单一</w:t>
       </w:r>
     </w:p>
     <w:p>
@@ -1154,36 +1060,9 @@
       </w:pPr>
       <w:r>
         <w:rPr>
-          <w:rStyle w:val="VerbatimChar"/>
-        </w:rPr>
-        <w:t xml:space="preserve">requirements-rag.txt</w:t>
-      </w:r>
-      <w:r>
-        <w:t xml:space="preserve"> </w:t>
-      </w:r>
-      <w:r>
-        <w:rPr>
-          <w:rFonts w:hint="eastAsia"/>
-        </w:rPr>
-        <w:t xml:space="preserve">约</w:t>
-      </w:r>
-      <w:r>
-        <w:t xml:space="preserve"> </w:t>
-      </w:r>
-      <w:r>
-        <w:rPr>
-          <w:rFonts w:hint="eastAsia"/>
-        </w:rPr>
-        <w:t xml:space="preserve">2.5GB（torch</w:t>
-      </w:r>
-      <w:r>
-        <w:t xml:space="preserve"> </w:t>
-      </w:r>
-      <w:r>
-        <w:rPr>
-          <w:rFonts w:hint="eastAsia"/>
-        </w:rPr>
-        <w:t xml:space="preserve">等），评委首次启动时会自动安装。你说明第四节提到的内存索引方案若成立，恰好能省掉这份依赖，对交付体验友好很多。</w:t>
+          <w:rFonts w:hint="eastAsia"/>
+        </w:rPr>
+        <w:t xml:space="preserve">这次两版方案说明并存，我们差点按旧版（内存索引）去打交付包，若不是翻到《HNSW重建方案》那份，就会带着错误预期上路。</w:t>
       </w:r>
       <w:r>
         <w:rPr>
@@ -1191,7 +1070,29 @@
           <w:b/>
           <w:bCs/>
         </w:rPr>
-        <w:t xml:space="preserve">这条不紧急，供参考。</w:t>
+        <w:t xml:space="preserve">建议以后方案变更时，把旧方案文档标注「已被替代」或直接替换</w:t>
+      </w:r>
+      <w:r>
+        <w:rPr>
+          <w:rFonts w:hint="eastAsia"/>
+        </w:rPr>
+        <w:t xml:space="preserve">，</w:t>
+      </w:r>
+      <w:r>
+        <w:rPr>
+          <w:rStyle w:val="VerbatimChar"/>
+          <w:rFonts w:hint="eastAsia"/>
+        </w:rPr>
+        <w:t xml:space="preserve">说明/</w:t>
+      </w:r>
+      <w:r>
+        <w:t xml:space="preserve"> </w:t>
+      </w:r>
+      <w:r>
+        <w:rPr>
+          <w:rFonts w:hint="eastAsia"/>
+        </w:rPr>
+        <w:t xml:space="preserve">目录只留当前有效的一份。</w:t>
       </w:r>
     </w:p>
     <w:p>
@@ -1324,232 +1225,8 @@
       </w:pPr>
     </w:lvl>
   </w:abstractNum>
-  <w:abstractNum w:abstractNumId="991">
-    <w:nsid w:val="0000A991"/>
-    <w:multiLevelType w:val="multilevel"/>
-    <w:lvl w:ilvl="0">
-      <w:numFmt w:val="bullet"/>
-      <w:lvlText w:val=""/>
-      <w:lvlJc w:val="left"/>
-      <w:pPr>
-        <w:ind w:left="720" w:hanging="360"/>
-      </w:pPr>
-      <w:rPr>
-        <w:rFonts w:ascii="Symbol" w:hAnsi="Symbol" w:cs="Symbol" w:hint="default"/>
-      </w:rPr>
-    </w:lvl>
-    <w:lvl w:ilvl="1">
-      <w:numFmt w:val="bullet"/>
-      <w:lvlText w:val="o"/>
-      <w:lvlJc w:val="left"/>
-      <w:pPr>
-        <w:ind w:left="1440" w:hanging="360"/>
-      </w:pPr>
-      <w:rPr>
-        <w:rFonts w:ascii="Courier New" w:hAnsi="Courier New" w:cs="Courier New" w:hint="default"/>
-      </w:rPr>
-    </w:lvl>
-    <w:lvl w:ilvl="2">
-      <w:numFmt w:val="bullet"/>
-      <w:lvlText w:val=""/>
-      <w:lvlJc w:val="left"/>
-      <w:pPr>
-        <w:ind w:left="2160" w:hanging="360"/>
-      </w:pPr>
-      <w:rPr>
-        <w:rFonts w:ascii="Wingdings" w:hAnsi="Wingdings" w:cs="Wingdings" w:hint="default"/>
-      </w:rPr>
-    </w:lvl>
-    <w:lvl w:ilvl="3">
-      <w:numFmt w:val="bullet"/>
-      <w:lvlText w:val=""/>
-      <w:lvlJc w:val="left"/>
-      <w:pPr>
-        <w:ind w:left="2880" w:hanging="360"/>
-      </w:pPr>
-      <w:rPr>
-        <w:rFonts w:ascii="Symbol" w:hAnsi="Symbol" w:cs="Symbol" w:hint="default"/>
-      </w:rPr>
-    </w:lvl>
-    <w:lvl w:ilvl="4">
-      <w:numFmt w:val="bullet"/>
-      <w:lvlText w:val="o"/>
-      <w:lvlJc w:val="left"/>
-      <w:pPr>
-        <w:ind w:left="3600" w:hanging="360"/>
-      </w:pPr>
-      <w:rPr>
-        <w:rFonts w:ascii="Courier New" w:hAnsi="Courier New" w:cs="Courier New" w:hint="default"/>
-      </w:rPr>
-    </w:lvl>
-    <w:lvl w:ilvl="5">
-      <w:numFmt w:val="bullet"/>
-      <w:lvlText w:val=""/>
-      <w:lvlJc w:val="left"/>
-      <w:pPr>
-        <w:ind w:left="4320" w:hanging="360"/>
-      </w:pPr>
-      <w:rPr>
-        <w:rFonts w:ascii="Wingdings" w:hAnsi="Wingdings" w:cs="Wingdings" w:hint="default"/>
-      </w:rPr>
-    </w:lvl>
-    <w:lvl w:ilvl="6">
-      <w:numFmt w:val="bullet"/>
-      <w:lvlText w:val=""/>
-      <w:lvlJc w:val="left"/>
-      <w:pPr>
-        <w:ind w:left="5040" w:hanging="360"/>
-      </w:pPr>
-      <w:rPr>
-        <w:rFonts w:ascii="Symbol" w:hAnsi="Symbol" w:cs="Symbol" w:hint="default"/>
-      </w:rPr>
-    </w:lvl>
-    <w:lvl w:ilvl="7">
-      <w:numFmt w:val="bullet"/>
-      <w:lvlText w:val="o"/>
-      <w:lvlJc w:val="left"/>
-      <w:pPr>
-        <w:ind w:left="5760" w:hanging="360"/>
-      </w:pPr>
-      <w:rPr>
-        <w:rFonts w:ascii="Courier New" w:hAnsi="Courier New" w:cs="Courier New" w:hint="default"/>
-      </w:rPr>
-    </w:lvl>
-    <w:lvl w:ilvl="8">
-      <w:numFmt w:val="bullet"/>
-      <w:lvlText w:val=""/>
-      <w:lvlJc w:val="left"/>
-      <w:pPr>
-        <w:ind w:left="6480" w:hanging="360"/>
-      </w:pPr>
-      <w:rPr>
-        <w:rFonts w:ascii="Wingdings" w:hAnsi="Wingdings" w:cs="Wingdings" w:hint="default"/>
-      </w:rPr>
-    </w:lvl>
-  </w:abstractNum>
-  <w:abstractNum w:abstractNumId="99411">
-    <w:nsid w:val="00A99411"/>
-    <w:multiLevelType w:val="multilevel"/>
-    <w:lvl w:ilvl="0">
-      <w:start w:val="1"/>
-      <w:numFmt w:val="decimal"/>
-      <w:lvlText w:val="%1."/>
-      <w:lvlJc w:val="left"/>
-      <w:pPr>
-        <w:ind w:left="720" w:hanging="360"/>
-      </w:pPr>
-    </w:lvl>
-    <w:lvl w:ilvl="1">
-      <w:start w:val="1"/>
-      <w:numFmt w:val="decimal"/>
-      <w:lvlText w:val="%2."/>
-      <w:lvlJc w:val="left"/>
-      <w:pPr>
-        <w:ind w:left="1440" w:hanging="360"/>
-      </w:pPr>
-    </w:lvl>
-    <w:lvl w:ilvl="2">
-      <w:start w:val="1"/>
-      <w:numFmt w:val="decimal"/>
-      <w:lvlText w:val="%3."/>
-      <w:lvlJc w:val="left"/>
-      <w:pPr>
-        <w:ind w:left="2160" w:hanging="360"/>
-      </w:pPr>
-    </w:lvl>
-    <w:lvl w:ilvl="3">
-      <w:start w:val="1"/>
-      <w:numFmt w:val="decimal"/>
-      <w:lvlText w:val="%4."/>
-      <w:lvlJc w:val="left"/>
-      <w:pPr>
-        <w:ind w:left="2880" w:hanging="360"/>
-      </w:pPr>
-    </w:lvl>
-    <w:lvl w:ilvl="4">
-      <w:start w:val="1"/>
-      <w:numFmt w:val="decimal"/>
-      <w:lvlText w:val="%5."/>
-      <w:lvlJc w:val="left"/>
-      <w:pPr>
-        <w:ind w:left="3600" w:hanging="360"/>
-      </w:pPr>
-    </w:lvl>
-    <w:lvl w:ilvl="5">
-      <w:start w:val="1"/>
-      <w:numFmt w:val="decimal"/>
-      <w:lvlText w:val="%6."/>
-      <w:lvlJc w:val="left"/>
-      <w:pPr>
-        <w:ind w:left="4320" w:hanging="360"/>
-      </w:pPr>
-    </w:lvl>
-    <w:lvl w:ilvl="6">
-      <w:start w:val="1"/>
-      <w:numFmt w:val="decimal"/>
-      <w:lvlText w:val="%7."/>
-      <w:lvlJc w:val="left"/>
-      <w:pPr>
-        <w:ind w:left="5040" w:hanging="360"/>
-      </w:pPr>
-    </w:lvl>
-    <w:lvl w:ilvl="7">
-      <w:start w:val="1"/>
-      <w:numFmt w:val="decimal"/>
-      <w:lvlText w:val="%8."/>
-      <w:lvlJc w:val="left"/>
-      <w:pPr>
-        <w:ind w:left="5760" w:hanging="360"/>
-      </w:pPr>
-    </w:lvl>
-    <w:lvl w:ilvl="8">
-      <w:start w:val="1"/>
-      <w:numFmt w:val="decimal"/>
-      <w:lvlText w:val="%9."/>
-      <w:lvlJc w:val="left"/>
-      <w:pPr>
-        <w:ind w:left="6480" w:hanging="360"/>
-      </w:pPr>
-    </w:lvl>
-  </w:abstractNum>
   <w:num w:numId="1000">
     <w:abstractNumId w:val="990"/>
-  </w:num>
-  <w:num w:numId="1001">
-    <w:abstractNumId w:val="991"/>
-  </w:num>
-  <w:num w:numId="1002">
-    <w:abstractNumId w:val="99411"/>
-    <w:lvlOverride w:ilvl="0">
-      <w:startOverride w:val="1"/>
-    </w:lvlOverride>
-    <w:lvlOverride w:ilvl="1">
-      <w:startOverride w:val="1"/>
-    </w:lvlOverride>
-    <w:lvlOverride w:ilvl="2">
-      <w:startOverride w:val="1"/>
-    </w:lvlOverride>
-    <w:lvlOverride w:ilvl="3">
-      <w:startOverride w:val="1"/>
-    </w:lvlOverride>
-    <w:lvlOverride w:ilvl="4">
-      <w:startOverride w:val="1"/>
-    </w:lvlOverride>
-    <w:lvlOverride w:ilvl="5">
-      <w:startOverride w:val="1"/>
-    </w:lvlOverride>
-    <w:lvlOverride w:ilvl="6">
-      <w:startOverride w:val="1"/>
-    </w:lvlOverride>
-    <w:lvlOverride w:ilvl="7">
-      <w:startOverride w:val="1"/>
-    </w:lvlOverride>
-    <w:lvlOverride w:ilvl="8">
-      <w:startOverride w:val="1"/>
-    </w:lvlOverride>
-  </w:num>
-  <w:num w:numId="1003">
-    <w:abstractNumId w:val="991"/>
   </w:num>
 </w:numbering>
 </file>
